--- a/E-Commerce Sales Analysis Report.docx
+++ b/E-Commerce Sales Analysis Report.docx
@@ -719,10 +719,39 @@
       <w:pPr>
         <w:rPr>
           <w:rFonts w:ascii="Times New Roman" w:hAnsi="Times New Roman" w:cs="Times New Roman"/>
-          <w:sz w:val="24"/>
-          <w:szCs w:val="24"/>
-        </w:rPr>
-      </w:pPr>
+          <w:b/>
+          <w:bCs/>
+          <w:sz w:val="24"/>
+          <w:szCs w:val="24"/>
+        </w:rPr>
+      </w:pPr>
+      <w:r>
+        <w:rPr>
+          <w:rFonts w:ascii="Times New Roman" w:hAnsi="Times New Roman" w:cs="Times New Roman"/>
+          <w:b/>
+          <w:bCs/>
+          <w:sz w:val="24"/>
+          <w:szCs w:val="24"/>
+        </w:rPr>
+        <w:t>Most Surprising Finding</w:t>
+      </w:r>
+    </w:p>
+    <w:p>
+      <w:pPr>
+        <w:rPr>
+          <w:rFonts w:ascii="Times New Roman" w:hAnsi="Times New Roman" w:cs="Times New Roman"/>
+          <w:sz w:val="24"/>
+          <w:szCs w:val="24"/>
+        </w:rPr>
+      </w:pPr>
+      <w:r>
+        <w:rPr>
+          <w:rFonts w:ascii="Times New Roman" w:hAnsi="Times New Roman" w:cs="Times New Roman"/>
+          <w:sz w:val="24"/>
+          <w:szCs w:val="24"/>
+        </w:rPr>
+        <w:t>The most surprising finding was that the Beleza Saude category generated the highest revenue while the majority of customers still gave 4-star and 5-star reviews. Additionally, sales peaked sharply in November 2017, highlighting the impact of seasonal demand. These findings emphasize the importance of inventory planning and targeted marketing during peak periods.</w:t>
+      </w:r>
     </w:p>
     <w:sectPr>
       <w:pgSz w:w="11906" w:h="16838"/>
